--- a/projects/16_moses/내 남편은 거지 모세_각색 로컬라이징 가이드_확정판.docx
+++ b/projects/16_moses/내 남편은 거지 모세_각색 로컬라이징 가이드_확정판.docx
@@ -8,115 +8,365 @@
           <w:b/>
           <w:sz w:val="30"/>
         </w:rPr>
-        <w:t>《내 남편은 거지 모세》 각색·로컬라이징 가이드 [확정판]</w:t>
+        <w:t>《내 남편은 거지 모세》 각색·로컬라이징 가이드 [사용자 확정 2026-07-25 — 이 버전이 정본]</w:t>
       </w:r>
     </w:p>
     <w:p>
-      <w:pPr>
-        <w:ind w:left="240"/>
-      </w:pPr>
+      <w:r>
+        <w:t xml:space="preserve">원작 《Swapped to a Beggar But He is Apollo》 = 그리스 신화 각색 → 우리 = </w:t>
+      </w:r>
       <w:r>
         <w:rPr>
-          <w:i/>
-          <w:color w:val="555555"/>
+          <w:b/>
         </w:rPr>
-        <w:t>원작 《Swapped to a Beggar But He is Apollo》 = 그리스 신화 각색 → 우리 = **출애굽(구약·이집트 연상)** 각색.</w:t>
+        <w:t>출애굽(구약·이집트 연상)</w:t>
+      </w:r>
+      <w:r>
+        <w:t xml:space="preserve"> 각색.</w:t>
       </w:r>
     </w:p>
     <w:p>
-      <w:pPr>
-        <w:ind w:left="240"/>
-      </w:pPr>
       <w:r>
         <w:rPr>
-          <w:i/>
-          <w:color w:val="555555"/>
+          <w:b/>
+          <w:sz w:val="25"/>
         </w:rPr>
-        <w:t>원본 48화 전수 대조로 작성. **아래 표는 전부 확정 — 그대로 치환하면 됩니다.**</w:t>
+        <w:t>0. 용어 통일 (realm/호칭 — 섞지 말 것)</w:t>
       </w:r>
     </w:p>
-    <w:p>
-      <w:pPr>
-        <w:ind w:left="240"/>
-      </w:pPr>
-      <w:r>
-        <w:rPr>
-          <w:i/>
-          <w:color w:val="555555"/>
-        </w:rPr>
-      </w:r>
-    </w:p>
-    <w:p>
-      <w:pPr>
-        <w:ind w:left="240"/>
-      </w:pPr>
-      <w:r>
-        <w:rPr>
-          <w:i/>
-          <w:color w:val="555555"/>
-        </w:rPr>
-        <w:t>**대원칙 (이 순서대로)**</w:t>
-      </w:r>
-    </w:p>
-    <w:p>
-      <w:pPr>
-        <w:ind w:left="240"/>
-      </w:pPr>
-      <w:r>
-        <w:rPr>
-          <w:i/>
-          <w:color w:val="555555"/>
-        </w:rPr>
-        <w:t>1. **원작 대본을 최대한 덜 바꾼다.** 플롯·비트·대사 구조는 그대로, 치환은 단어 단위가 기본. 장면을 재구성해야 하는 치환은 이 가이드에 명시된 것뿐.</w:t>
-      </w:r>
-    </w:p>
-    <w:p>
-      <w:pPr>
-        <w:ind w:left="240"/>
-      </w:pPr>
-      <w:r>
-        <w:rPr>
-          <w:i/>
-          <w:color w:val="555555"/>
-        </w:rPr>
-        <w:t>2. **AIGC 제작 단순성.** 설명이 필요한 설정·화면에 안 읽히는 장치 금지. 시청자는 크게 의문 품지 않으니 과한 정합 세공 불요.</w:t>
-      </w:r>
-    </w:p>
-    <w:p>
-      <w:pPr>
-        <w:ind w:left="240"/>
-      </w:pPr>
-      <w:r>
-        <w:rPr>
-          <w:i/>
-          <w:color w:val="555555"/>
-        </w:rPr>
-        <w:t>3. **이집트·구약은 '연상'만.** 실존 지명 노출 절대 금지 — 자막·대사·씬헤딩 전부 (카이로·멤피스·이집트 등 X).</w:t>
-      </w:r>
-    </w:p>
-    <w:p>
-      <w:pPr>
-        <w:ind w:left="240"/>
-      </w:pPr>
-      <w:r>
-        <w:rPr>
-          <w:i/>
-          <w:color w:val="555555"/>
-        </w:rPr>
-      </w:r>
-    </w:p>
-    <w:p>
-      <w:pPr>
-        <w:ind w:left="240"/>
-      </w:pPr>
-      <w:r>
-        <w:rPr>
-          <w:i/>
-          <w:color w:val="555555"/>
-        </w:rPr>
-        <w:t>**세계관 한 줄 (이것만 기억):** 제국 = 태양신을 섬기는 다신교 왕국(이집트 연상). 모세 = 그들과 별개인 '이름 없는 신'의 대언자. **군중·가족·사제가 말하는 "신들/태양신" 대사는 원작 그대로 둬도 된다** — 바꿔야 하는 건 아폴론 지칭과 모세 본인 관련뿐.</w:t>
-      </w:r>
-    </w:p>
+    <w:tbl>
+      <w:tblPr>
+        <w:tblStyle w:val="TableGrid"/>
+        <w:tblW w:type="auto" w:w="0"/>
+        <w:tblLook w:firstColumn="1" w:firstRow="1" w:lastColumn="0" w:lastRow="0" w:noHBand="0" w:noVBand="1" w:val="04A0"/>
+      </w:tblPr>
+      <w:tblGrid>
+        <w:gridCol w:w="2160"/>
+        <w:gridCol w:w="2160"/>
+        <w:gridCol w:w="2160"/>
+        <w:gridCol w:w="2160"/>
+      </w:tblGrid>
+      <w:tr>
+        <w:tc>
+          <w:tcPr>
+            <w:tcW w:type="dxa" w:w="2160"/>
+            <w:shd w:val="clear" w:fill="E8E8E8"/>
+          </w:tcPr>
+          <w:p>
+            <w:r>
+              <w:rPr>
+                <w:b/>
+              </w:rPr>
+              <w:t>개념</w:t>
+            </w:r>
+          </w:p>
+        </w:tc>
+        <w:tc>
+          <w:tcPr>
+            <w:tcW w:type="dxa" w:w="2160"/>
+            <w:shd w:val="clear" w:fill="E8E8E8"/>
+          </w:tcPr>
+          <w:p>
+            <w:r>
+              <w:rPr>
+                <w:b/>
+              </w:rPr>
+              <w:t>확정 표기</w:t>
+            </w:r>
+          </w:p>
+        </w:tc>
+        <w:tc>
+          <w:tcPr>
+            <w:tcW w:type="dxa" w:w="2160"/>
+            <w:shd w:val="clear" w:fill="E8E8E8"/>
+          </w:tcPr>
+          <w:p>
+            <w:r>
+              <w:rPr>
+                <w:b/>
+              </w:rPr>
+              <w:t>안 씀</w:t>
+            </w:r>
+          </w:p>
+        </w:tc>
+        <w:tc>
+          <w:tcPr>
+            <w:tcW w:type="dxa" w:w="2160"/>
+            <w:shd w:val="clear" w:fill="E8E8E8"/>
+          </w:tcPr>
+          <w:p>
+            <w:r>
+              <w:rPr>
+                <w:b/>
+              </w:rPr>
+              <w:t>비고</w:t>
+            </w:r>
+          </w:p>
+        </w:tc>
+      </w:tr>
+      <w:tr>
+        <w:tc>
+          <w:tcPr>
+            <w:tcW w:type="dxa" w:w="2160"/>
+          </w:tcPr>
+          <w:p>
+            <w:r>
+              <w:t>나라 전체 (realm)</w:t>
+            </w:r>
+          </w:p>
+        </w:tc>
+        <w:tc>
+          <w:tcPr>
+            <w:tcW w:type="dxa" w:w="2160"/>
+          </w:tcPr>
+          <w:p>
+            <w:r>
+              <w:rPr>
+                <w:b/>
+              </w:rPr>
+              <w:t>왕국</w:t>
+            </w:r>
+          </w:p>
+        </w:tc>
+        <w:tc>
+          <w:tcPr>
+            <w:tcW w:type="dxa" w:w="2160"/>
+          </w:tcPr>
+          <w:p>
+            <w:r>
+              <w:t>제국</w:t>
+            </w:r>
+          </w:p>
+        </w:tc>
+        <w:tc>
+          <w:tcPr>
+            <w:tcW w:type="dxa" w:w="2160"/>
+          </w:tcPr>
+          <w:p>
+            <w:r>
+              <w:t>파라오·왕비·왕실·왕도가 전부 王 계열이라 realm도 '왕국'으로 통일(2026-07-27 사용자 확정). 로그라인 "왕국을 멸망시키고". '제국' 잔재 전부 → 왕국</w:t>
+            </w:r>
+          </w:p>
+        </w:tc>
+      </w:tr>
+      <w:tr>
+        <w:tc>
+          <w:tcPr>
+            <w:tcW w:type="dxa" w:w="2160"/>
+          </w:tcPr>
+          <w:p>
+            <w:r>
+              <w:t>수도 (도시)</w:t>
+            </w:r>
+          </w:p>
+        </w:tc>
+        <w:tc>
+          <w:tcPr>
+            <w:tcW w:type="dxa" w:w="2160"/>
+          </w:tcPr>
+          <w:p>
+            <w:r>
+              <w:rPr>
+                <w:b/>
+              </w:rPr>
+              <w:t>왕도</w:t>
+            </w:r>
+          </w:p>
+        </w:tc>
+        <w:tc>
+          <w:tcPr>
+            <w:tcW w:type="dxa" w:w="2160"/>
+          </w:tcPr>
+          <w:p/>
+        </w:tc>
+        <w:tc>
+          <w:tcPr>
+            <w:tcW w:type="dxa" w:w="2160"/>
+          </w:tcPr>
+          <w:p>
+            <w:r>
+              <w:t>왕국의 수도. "왕도의 자제들", "온 왕도가" = 도시 단위 OK</w:t>
+            </w:r>
+          </w:p>
+        </w:tc>
+      </w:tr>
+      <w:tr>
+        <w:tc>
+          <w:tcPr>
+            <w:tcW w:type="dxa" w:w="2160"/>
+          </w:tcPr>
+          <w:p>
+            <w:r>
+              <w:t>백성</w:t>
+            </w:r>
+          </w:p>
+        </w:tc>
+        <w:tc>
+          <w:tcPr>
+            <w:tcW w:type="dxa" w:w="2160"/>
+          </w:tcPr>
+          <w:p>
+            <w:r>
+              <w:rPr>
+                <w:b/>
+              </w:rPr>
+              <w:t>백성</w:t>
+            </w:r>
+          </w:p>
+        </w:tc>
+        <w:tc>
+          <w:tcPr>
+            <w:tcW w:type="dxa" w:w="2160"/>
+          </w:tcPr>
+          <w:p>
+            <w:r>
+              <w:t>제국민</w:t>
+            </w:r>
+          </w:p>
+        </w:tc>
+        <w:tc>
+          <w:tcPr>
+            <w:tcW w:type="dxa" w:w="2160"/>
+          </w:tcPr>
+          <w:p>
+            <w:r>
+              <w:t>"모든 백성이 경악하며" — 왕국민은 어색</w:t>
+            </w:r>
+          </w:p>
+        </w:tc>
+      </w:tr>
+      <w:tr>
+        <w:tc>
+          <w:tcPr>
+            <w:tcW w:type="dxa" w:w="2160"/>
+          </w:tcPr>
+          <w:p>
+            <w:r>
+              <w:t>통치자</w:t>
+            </w:r>
+          </w:p>
+        </w:tc>
+        <w:tc>
+          <w:tcPr>
+            <w:tcW w:type="dxa" w:w="2160"/>
+          </w:tcPr>
+          <w:p>
+            <w:r>
+              <w:rPr>
+                <w:b/>
+              </w:rPr>
+              <w:t>파라오</w:t>
+            </w:r>
+          </w:p>
+        </w:tc>
+        <w:tc>
+          <w:tcPr>
+            <w:tcW w:type="dxa" w:w="2160"/>
+          </w:tcPr>
+          <w:p>
+            <w:r>
+              <w:t>황제</w:t>
+            </w:r>
+          </w:p>
+        </w:tc>
+        <w:tc>
+          <w:tcPr>
+            <w:tcW w:type="dxa" w:w="2160"/>
+          </w:tcPr>
+          <w:p/>
+        </w:tc>
+      </w:tr>
+      <w:tr>
+        <w:tc>
+          <w:tcPr>
+            <w:tcW w:type="dxa" w:w="2160"/>
+          </w:tcPr>
+          <w:p>
+            <w:r>
+              <w:t>파라오의 정비</w:t>
+            </w:r>
+          </w:p>
+        </w:tc>
+        <w:tc>
+          <w:tcPr>
+            <w:tcW w:type="dxa" w:w="2160"/>
+          </w:tcPr>
+          <w:p>
+            <w:r>
+              <w:rPr>
+                <w:b/>
+              </w:rPr>
+              <w:t>왕비</w:t>
+            </w:r>
+            <w:r>
+              <w:t xml:space="preserve"> (최고위 = "가장 위대한 왕비" = 정비)</w:t>
+            </w:r>
+          </w:p>
+        </w:tc>
+        <w:tc>
+          <w:tcPr>
+            <w:tcW w:type="dxa" w:w="2160"/>
+          </w:tcPr>
+          <w:p>
+            <w:r>
+              <w:t>황후</w:t>
+            </w:r>
+          </w:p>
+        </w:tc>
+        <w:tc>
+          <w:tcPr>
+            <w:tcW w:type="dxa" w:w="2160"/>
+          </w:tcPr>
+          <w:p>
+            <w:r>
+              <w:t>다말은 '파라오의 아내' 중 '가장 위대한 왕비'로 서임 = 승격(델릴라 살해 동기 강화)</w:t>
+            </w:r>
+          </w:p>
+        </w:tc>
+      </w:tr>
+      <w:tr>
+        <w:tc>
+          <w:tcPr>
+            <w:tcW w:type="dxa" w:w="2160"/>
+          </w:tcPr>
+          <w:p>
+            <w:r>
+              <w:t>왕가/궁정</w:t>
+            </w:r>
+          </w:p>
+        </w:tc>
+        <w:tc>
+          <w:tcPr>
+            <w:tcW w:type="dxa" w:w="2160"/>
+          </w:tcPr>
+          <w:p>
+            <w:r>
+              <w:rPr>
+                <w:b/>
+              </w:rPr>
+              <w:t>왕실</w:t>
+            </w:r>
+          </w:p>
+        </w:tc>
+        <w:tc>
+          <w:tcPr>
+            <w:tcW w:type="dxa" w:w="2160"/>
+          </w:tcPr>
+          <w:p>
+            <w:r>
+              <w:t>황실</w:t>
+            </w:r>
+          </w:p>
+        </w:tc>
+        <w:tc>
+          <w:tcPr>
+            <w:tcW w:type="dxa" w:w="2160"/>
+          </w:tcPr>
+          <w:p/>
+        </w:tc>
+      </w:tr>
+    </w:tbl>
+    <w:p/>
     <w:p>
       <w:r>
         <w:rPr>
@@ -220,13 +470,7 @@
           </w:tcPr>
           <w:p>
             <w:r>
-              <w:rPr>
-                <w:b/>
-              </w:rPr>
-              <w:t>카이로</w:t>
-            </w:r>
-            <w:r>
-              <w:t xml:space="preserve"> (작가 임의 치환분) · 아테네</w:t>
+              <w:t>카이로 (작가 임의 치환분) · 아테네</w:t>
             </w:r>
           </w:p>
         </w:tc>
@@ -236,22 +480,7 @@
           </w:tcPr>
           <w:p>
             <w:r>
-              <w:rPr>
-                <w:b/>
-              </w:rPr>
-              <w:t>왕도</w:t>
-            </w:r>
-            <w:r>
-              <w:t xml:space="preserve"> (장소) / </w:t>
-            </w:r>
-            <w:r>
-              <w:rPr>
-                <w:b/>
-              </w:rPr>
-              <w:t>제국</w:t>
-            </w:r>
-            <w:r>
-              <w:t xml:space="preserve"> (수식: "제국의 금화")</w:t>
+              <w:t>왕도 (장소) / 왕국 (수식: "왕국의 금화")</w:t>
             </w:r>
           </w:p>
         </w:tc>
@@ -273,13 +502,7 @@
           </w:tcPr>
           <w:p>
             <w:r>
-              <w:rPr>
-                <w:b/>
-              </w:rPr>
-              <w:t>빛의 신 · 태양의 신</w:t>
-            </w:r>
-            <w:r>
-              <w:t xml:space="preserve"> (아폴론 지칭)</w:t>
+              <w:t>빛의 신 · 태양의 신 (아폴론 지칭)</w:t>
             </w:r>
           </w:p>
         </w:tc>
@@ -289,9 +512,6 @@
           </w:tcPr>
           <w:p>
             <w:r>
-              <w:rPr>
-                <w:b/>
-              </w:rPr>
               <w:t>태양신</w:t>
             </w:r>
           </w:p>
@@ -302,7 +522,7 @@
           </w:tcPr>
           <w:p>
             <w:r>
-              <w:t>제국의 주신(라 연상). 군중·가족 입의 "신들"은 그대로 OK</w:t>
+              <w:t>왕국의 주신(라 연상). 군중·가족 입의 "신들"은 그대로 OK</w:t>
             </w:r>
           </w:p>
         </w:tc>
@@ -314,9 +534,6 @@
           </w:tcPr>
           <w:p>
             <w:r>
-              <w:rPr>
-                <w:b/>
-              </w:rPr>
               <w:t>화관</w:t>
             </w:r>
           </w:p>
@@ -327,9 +544,6 @@
           </w:tcPr>
           <w:p>
             <w:r>
-              <w:rPr>
-                <w:b/>
-              </w:rPr>
               <w:t>연꽃</w:t>
             </w:r>
           </w:p>
@@ -340,16 +554,7 @@
           </w:tcPr>
           <w:p>
             <w:r>
-              <w:t xml:space="preserve">'화관의 선택' → </w:t>
-            </w:r>
-            <w:r>
-              <w:rPr>
-                <w:b/>
-              </w:rPr>
-              <w:t>'연꽃의 선택'</w:t>
-            </w:r>
-            <w:r>
-              <w:t>. "순금 화관 장식" → "순금 연꽃 장식"</w:t>
+              <w:t>'화관의 선택' → '연꽃의 선택'. "순금 화관 장식" → "순금 연꽃 장식"</w:t>
             </w:r>
           </w:p>
         </w:tc>
@@ -361,13 +566,7 @@
           </w:tcPr>
           <w:p>
             <w:r>
-              <w:t xml:space="preserve">(화관을) </w:t>
-            </w:r>
-            <w:r>
-              <w:rPr>
-                <w:b/>
-              </w:rPr>
-              <w:t>던지다</w:t>
+              <w:t>(화관을) 던지다</w:t>
             </w:r>
           </w:p>
         </w:tc>
@@ -377,22 +576,7 @@
           </w:tcPr>
           <w:p>
             <w:r>
-              <w:t xml:space="preserve">(연꽃을) </w:t>
-            </w:r>
-            <w:r>
-              <w:rPr>
-                <w:b/>
-              </w:rPr>
-              <w:t>수로에 띄우다</w:t>
-            </w:r>
-            <w:r>
-              <w:t xml:space="preserve"> / (받다 →) </w:t>
-            </w:r>
-            <w:r>
-              <w:rPr>
-                <w:b/>
-              </w:rPr>
-              <w:t>건지다</w:t>
+              <w:t>(연꽃을) 수로에 띄우다 / (받다 →) 건지다</w:t>
             </w:r>
           </w:p>
         </w:tc>
@@ -414,13 +598,7 @@
           </w:tcPr>
           <w:p>
             <w:r>
-              <w:rPr>
-                <w:b/>
-              </w:rPr>
-              <w:t>포이보스</w:t>
-            </w:r>
-            <w:r>
-              <w:t xml:space="preserve"> (아폴론 가명)</w:t>
+              <w:t>포이보스 (아폴론 가명)</w:t>
             </w:r>
           </w:p>
         </w:tc>
@@ -430,13 +608,7 @@
           </w:tcPr>
           <w:p>
             <w:r>
-              <w:rPr>
-                <w:b/>
-              </w:rPr>
-              <w:t>모세</w:t>
-            </w:r>
-            <w:r>
-              <w:t xml:space="preserve"> (실명)</w:t>
+              <w:t>모세 (실명)</w:t>
             </w:r>
           </w:p>
         </w:tc>
@@ -458,13 +630,7 @@
           </w:tcPr>
           <w:p>
             <w:r>
-              <w:rPr>
-                <w:b/>
-              </w:rPr>
-              <w:t>에도루스</w:t>
-            </w:r>
-            <w:r>
-              <w:t xml:space="preserve"> (시종)</w:t>
+              <w:t>에도루스 (시종)</w:t>
             </w:r>
           </w:p>
         </w:tc>
@@ -474,9 +640,6 @@
           </w:tcPr>
           <w:p>
             <w:r>
-              <w:rPr>
-                <w:b/>
-              </w:rPr>
               <w:t>아론</w:t>
             </w:r>
           </w:p>
@@ -499,13 +662,7 @@
           </w:tcPr>
           <w:p>
             <w:r>
-              <w:rPr>
-                <w:b/>
-              </w:rPr>
-              <w:t>리키아</w:t>
-            </w:r>
-            <w:r>
-              <w:t xml:space="preserve"> (계모)</w:t>
+              <w:t>리키아 (계모)</w:t>
             </w:r>
           </w:p>
         </w:tc>
@@ -515,9 +672,6 @@
           </w:tcPr>
           <w:p>
             <w:r>
-              <w:rPr>
-                <w:b/>
-              </w:rPr>
               <w:t>네페라</w:t>
             </w:r>
           </w:p>
@@ -526,11 +680,7 @@
           <w:tcPr>
             <w:tcW w:type="dxa" w:w="2880"/>
           </w:tcPr>
-          <w:p>
-            <w:r>
-              <w:t>이집트풍 코인명·실존 인물 아님·발음 명료</w:t>
-            </w:r>
-          </w:p>
+          <w:p/>
         </w:tc>
       </w:tr>
       <w:tr>
@@ -540,9 +690,6 @@
           </w:tcPr>
           <w:p>
             <w:r>
-              <w:rPr>
-                <w:b/>
-              </w:rPr>
               <w:t>음유시인 / 수금</w:t>
             </w:r>
           </w:p>
@@ -553,9 +700,6 @@
           </w:tcPr>
           <w:p>
             <w:r>
-              <w:rPr>
-                <w:b/>
-              </w:rPr>
               <w:t>노예 / (수금 삭제)</w:t>
             </w:r>
           </w:p>
@@ -564,11 +708,7 @@
           <w:tcPr>
             <w:tcW w:type="dxa" w:w="2880"/>
           </w:tcPr>
-          <w:p>
-            <w:r>
-              <w:t>작가 이미 전환 — 잔재만 확인</w:t>
-            </w:r>
-          </w:p>
+          <w:p/>
         </w:tc>
       </w:tr>
       <w:tr>
@@ -578,9 +718,6 @@
           </w:tcPr>
           <w:p>
             <w:r>
-              <w:rPr>
-                <w:b/>
-              </w:rPr>
               <w:t>여사제 (임명)</w:t>
             </w:r>
           </w:p>
@@ -591,9 +728,6 @@
           </w:tcPr>
           <w:p>
             <w:r>
-              <w:rPr>
-                <w:b/>
-              </w:rPr>
               <w:t>왕비 (서임)</w:t>
             </w:r>
           </w:p>
@@ -616,13 +750,7 @@
           </w:tcPr>
           <w:p>
             <w:r>
-              <w:rPr>
-                <w:b/>
-              </w:rPr>
-              <w:t>델포이</w:t>
-            </w:r>
-            <w:r>
-              <w:t xml:space="preserve"> (예물 출처·후반 시련 무대)</w:t>
+              <w:t>델포이 (예물 출처·후반 시련 무대)</w:t>
             </w:r>
           </w:p>
         </w:tc>
@@ -632,9 +760,6 @@
           </w:tcPr>
           <w:p>
             <w:r>
-              <w:rPr>
-                <w:b/>
-              </w:rPr>
               <w:t>성소</w:t>
             </w:r>
           </w:p>
@@ -657,13 +782,7 @@
           </w:tcPr>
           <w:p>
             <w:r>
-              <w:rPr>
-                <w:b/>
-              </w:rPr>
-              <w:t>아레오파고스</w:t>
-            </w:r>
-            <w:r>
-              <w:t xml:space="preserve"> (평의회·법정)</w:t>
+              <w:t>아레오파고스 (평의회·법정)</w:t>
             </w:r>
           </w:p>
         </w:tc>
@@ -673,9 +792,6 @@
           </w:tcPr>
           <w:p>
             <w:r>
-              <w:rPr>
-                <w:b/>
-              </w:rPr>
               <w:t>왕실 평의회</w:t>
             </w:r>
           </w:p>
@@ -694,9 +810,6 @@
           </w:tcPr>
           <w:p>
             <w:r>
-              <w:rPr>
-                <w:b/>
-              </w:rPr>
               <w:t>델리아 축제일</w:t>
             </w:r>
           </w:p>
@@ -707,9 +820,6 @@
           </w:tcPr>
           <w:p>
             <w:r>
-              <w:rPr>
-                <w:b/>
-              </w:rPr>
               <w:t>축제일 / 봉헌일</w:t>
             </w:r>
           </w:p>
@@ -732,13 +842,7 @@
           </w:tcPr>
           <w:p>
             <w:r>
-              <w:rPr>
-                <w:b/>
-              </w:rPr>
-              <w:t>하데스</w:t>
-            </w:r>
-            <w:r>
-              <w:t xml:space="preserve"> ("하데스의 얼굴을 보게 될 것" 등)</w:t>
+              <w:t>하데스 ("하데스의 얼굴을 보게 될 것" 등)</w:t>
             </w:r>
           </w:p>
         </w:tc>
@@ -748,9 +852,6 @@
           </w:tcPr>
           <w:p>
             <w:r>
-              <w:rPr>
-                <w:b/>
-              </w:rPr>
               <w:t>저승</w:t>
             </w:r>
           </w:p>
@@ -769,9 +870,6 @@
           </w:tcPr>
           <w:p>
             <w:r>
-              <w:rPr>
-                <w:b/>
-              </w:rPr>
               <w:t>올림포스 / 올림푸스</w:t>
             </w:r>
           </w:p>
@@ -782,7 +880,7 @@
           </w:tcPr>
           <w:p>
             <w:r>
-              <w:t>(장면 자체 처리 — §2)</w:t>
+              <w:t>'올림푸스' 언급 삭제</w:t>
             </w:r>
           </w:p>
         </w:tc>
@@ -801,7 +899,7 @@
           <w:b/>
           <w:sz w:val="25"/>
         </w:rPr>
-        <w:t>2. 장면 단위 치환 (재구성 필요한 것 — 이게 전부)</w:t>
+        <w:t>2. 장면 단위 치환 (재구성 필요한 것)</w:t>
       </w:r>
     </w:p>
     <w:p>
@@ -815,25 +913,7 @@
         <w:t>EP1 황금 화살 (델릴라 처단):</w:t>
       </w:r>
       <w:r>
-        <w:t xml:space="preserve"> 아폴론(궁신) 무기라 교체하되 </w:t>
-      </w:r>
-      <w:r>
-        <w:rPr>
-          <w:b/>
-        </w:rPr>
-        <w:t>시각 후킹은 유지</w:t>
-      </w:r>
-      <w:r>
-        <w:t xml:space="preserve"> — 굉음과 함께 신전 천장을 뚫고 </w:t>
-      </w:r>
-      <w:r>
-        <w:rPr>
-          <w:b/>
-        </w:rPr>
-        <w:t>새하얀 불기둥</w:t>
-      </w:r>
-      <w:r>
-        <w:t>이 내리꽂혀 광소하던 델릴라를 통째로 집어삼킨다. 불기둥 = 출애굽 시그니처(세계관 앵커) + 유료 심판의 예고편, AIGC도 수직 화염 1컷으로 단순. 이후 동풍·횃불 소등·실루엣은 원작 구조 그대로.</w:t>
+        <w:t xml:space="preserve"> 아폴론(궁신) 무기라 교체하되 시각 후킹은 유지 — 굉음과 함께 신전 천장을 뚫고 새하얀 불기둥이 내리꽂혀 광소하던 델릴라를 통째로 집어삼킨다. 불기둥 = 출애굽 시그니처(세계관 앵커) + 유료 심판의 예고편, AIGC도 수직 화염 1컷으로 단순. 이후 동풍·횃불 소등·실루엣은 원작 구조 그대로.</w:t>
       </w:r>
     </w:p>
     <w:p>
@@ -852,26 +932,17 @@
     </w:p>
     <w:p>
       <w:r>
-        <w:t xml:space="preserve">   아론: "이러다 정체가 드러나기라도 하면 어쩌시려고 그러십니까."</w:t>
+        <w:t xml:space="preserve">  아론: "이러다 정체가 드러나기라도 하면 어쩌시려고 그러십니까."</w:t>
       </w:r>
     </w:p>
     <w:p>
       <w:r>
-        <w:t xml:space="preserve">   모세: "노예만큼 눈에 띄지 않는 자리는 없다. …내 백성 곁이기도 하고."</w:t>
+        <w:t xml:space="preserve">  모세: "노예만큼 눈에 띄지 않는 자리는 없다. …내 백성 곁이기도 하고."</w:t>
       </w:r>
     </w:p>
     <w:p>
       <w:r>
-        <w:t xml:space="preserve">   </w:t>
-      </w:r>
-      <w:r>
-        <w:rPr>
-          <w:b/>
-        </w:rPr>
-        <w:t>미리암 이름은 무료 구간(1~7화)에서 등장·언급 금지</w:t>
-      </w:r>
-      <w:r>
-        <w:t xml:space="preserve"> — 모세의 '누이'이며 후반 최대 리빌이라 여기서 소모하면 죽는다. (원작 레토 백스토리 통째 폐기)</w:t>
+        <w:t xml:space="preserve">  미리암 이름은 무료 구간(1~7화)에서 등장·언급 금지 — (원작 레토 백스토리 통째 폐기)</w:t>
       </w:r>
     </w:p>
     <w:p>
@@ -899,13 +970,7 @@
         <w:t>도리에우스 (파라오의 형·평의회 수장, 원작 EP16~17):</w:t>
       </w:r>
       <w:r>
-        <w:t xml:space="preserve"> 슬롯 폐지 — 파라오가 최고 권력자라 '형'은 위계가 꼬인다. 해당 기능은 파라오 본인·왕실 평의회로 흡수. </w:t>
-      </w:r>
-      <w:r>
-        <w:rPr>
-          <w:b/>
-        </w:rPr>
-        <w:t>EP1 라반 대사의 "그의 형은 평의회의 수장" 구절 = 삭제.</w:t>
+        <w:t xml:space="preserve"> 삭제 혹은 혈연관계 설정 폐지 — 파라오가 최고 권력자라 '형'은 위계가 꼬인다. 해당 기능은 파라오 본인·왕실 평의회로 흡수. EP1 라반 대사의 "그의 형은 평의회의 수장" 구절 = 삭제.</w:t>
       </w:r>
     </w:p>
     <w:p>
@@ -922,13 +987,7 @@
         <w:pStyle w:val="ListBullet"/>
       </w:pPr>
       <w:r>
-        <w:rPr>
-          <w:b/>
-        </w:rPr>
-        <w:t>모세 ≠ 아폴론의 능글.</w:t>
-      </w:r>
-      <w:r>
-        <w:t xml:space="preserve"> 원작 아폴론의 장난기·거래꾼 대사("황금이라도 내놓을걸" 류)는 걷어낸다. 모세 = 과묵·한 회 한마디·경외의 무게. 따뜻함은 말수 적음 안에서.</w:t>
+        <w:t>모세 ≠ 아폴론의 능글. 원작 아폴론의 장난기·거래꾼 대사("황금이라도 내놓을걸" 류)는 조금 걷어내기. 약간은 하드보일드하고 묵직한 느낌으로. 그러나, 톤이 잡기 어렵다면 부분 조정 정도로 진행해주세요.</w:t>
       </w:r>
     </w:p>
     <w:p>
@@ -936,21 +995,7 @@
         <w:pStyle w:val="ListBullet"/>
       </w:pPr>
       <w:r>
-        <w:rPr>
-          <w:b/>
-        </w:rPr>
-        <w:t>모세를 다신 판테온과 엮는 대사만 수정</w:t>
-      </w:r>
-      <w:r>
-        <w:t xml:space="preserve"> (예: "하늘의 신들은 권세를 다투기 바쁜데" → "인간들은 권세를 차지하기 위해 서로 계략을 꾸미기 바쁜데" — 한 단어급 수정으로 충분).</w:t>
-      </w:r>
-    </w:p>
-    <w:p>
-      <w:pPr>
-        <w:pStyle w:val="ListBullet"/>
-      </w:pPr>
-      <w:r>
-        <w:t>기적 = 항상 경외 (개그 금지). 웃음은 빌런들의 허세·추락에서.</w:t>
+        <w:t>모세를 다신 판테온과 엮는 대사만 수정 (예: "하늘의 신들은 권세를 다투기 바쁜데" → "인간들은 혹은 이 땅의 거짓된 신들은" — 한 단어급 수정으로 충분).</w:t>
       </w:r>
     </w:p>
     <w:p>
@@ -975,13 +1020,7 @@
         <w:pStyle w:val="ListBullet"/>
       </w:pPr>
       <w:r>
-        <w:rPr>
-          <w:b/>
-        </w:rPr>
-        <w:t>진흙에서 피는 꽃</w:t>
-      </w:r>
-      <w:r>
-        <w:t>이라, 델릴라가 다말의 연꽃을 노예 흙탕물에 처박는 조롱이 그대로 역아이러니가 된다 (로그라인 "네가 날 처박은 진흙탕이 기적의 바다가 되어"와 각운). 대사로 설명하지 말 것 — 그림이 알아서 말한다.</w:t>
+        <w:t>진흙에서 피는 꽃이라, 델릴라가 다말의 연꽃을 노예 흙탕물에 처박는 조롱이 그대로 역아이러니가 된다 (로그라인 "네가 날 처박은 진흙탕이 기적의 바다가 되어"와 각운).</w:t>
       </w:r>
     </w:p>
     <w:p>
@@ -989,7 +1028,7 @@
         <w:pStyle w:val="ListBullet"/>
       </w:pPr>
       <w:r>
-        <w:t>신규 작명이 더 필요하면: 구약(히브리)·이집트풍 코인명, 실존 인물·지명과 안 겹치게, 영어권 발음 안정.</w:t>
+        <w:t>신규 작명이 더 필요하면: 구약(히브리)·이집트풍 코인명, 실존 인물·지명과 안 겹치게, 영어권 발음으로 디벨롭.</w:t>
       </w:r>
     </w:p>
     <w:sectPr>
